--- a/交付_20260809_补充扫描规划专利/02_附图/E_附图绘制说明.docx
+++ b/交付_20260809_补充扫描规划专利/02_附图/E_附图绘制说明.docx
@@ -1980,19 +1980,7 @@
         <w:rPr>
           <w:rFonts w:ascii="SimSun" w:hAnsi="SimSun" w:eastAsia="SimSun"/>
         </w:rPr>
-        <w:t>六幅图的中文标注须与说明书用词完全一致（表面分块／候选补充扫描站位／规划用</w:t>
-      </w:r>
-    </w:p>
-    <w:p>
-      <w:pPr>
-        <w:spacing w:after="80"/>
-        <w:jc w:val="both"/>
-      </w:pPr>
-      <w:r>
-        <w:rPr>
-          <w:rFonts w:ascii="SimSun" w:hAnsi="SimSun" w:eastAsia="SimSun"/>
-        </w:rPr>
-        <w:t xml:space="preserve">   遮挡模型／可通行路径代价／待执行站位／失败站位）。</w:t>
+        <w:t>六幅图的中文标注须与说明书用词完全一致（表面分块／候选补充扫描站位／规划用遮挡模型／可通行路径代价／待执行站位／失败站位）。</w:t>
       </w:r>
     </w:p>
     <w:p>
@@ -2016,19 +2004,7 @@
         <w:rPr>
           <w:rFonts w:ascii="SimSun" w:hAnsi="SimSun" w:eastAsia="SimSun"/>
         </w:rPr>
-        <w:t>若按专利局要求改为黑白线条图，图 2 的三种阴影、图 4 的两种填充、图 5 的灰区</w:t>
-      </w:r>
-    </w:p>
-    <w:p>
-      <w:pPr>
-        <w:spacing w:after="80"/>
-        <w:jc w:val="both"/>
-      </w:pPr>
-      <w:r>
-        <w:rPr>
-          <w:rFonts w:ascii="SimSun" w:hAnsi="SimSun" w:eastAsia="SimSun"/>
-        </w:rPr>
-        <w:t xml:space="preserve">   须改用可区分的线条纹样，且图例同步更新。</w:t>
+        <w:t>若按专利局要求改为黑白线条图，图 2 的三种阴影、图 4 的两种填充、图 5 的灰区须改用可区分的线条纹样，且图例同步更新。</w:t>
       </w:r>
     </w:p>
     <w:p>

--- a/交付_20260809_补充扫描规划专利/02_附图/E_附图绘制说明.docx
+++ b/交付_20260809_补充扫描规划专利/02_附图/E_附图绘制说明.docx
@@ -25,14 +25,14 @@
         <w:rPr>
           <w:rFonts w:ascii="SimSun" w:hAnsi="SimSun" w:eastAsia="SimSun"/>
         </w:rPr>
-        <w:t xml:space="preserve">配套图件已生成，位于 </w:t>
+        <w:t xml:space="preserve">配套图件已生成于 </w:t>
       </w:r>
       <w:r>
         <w:rPr>
           <w:rFonts w:ascii="Consolas" w:hAnsi="Consolas" w:eastAsia="Consolas"/>
           <w:sz w:val="18"/>
         </w:rPr>
-        <w:t>patent_work/figures/</w:t>
+        <w:t>02_附图/</w:t>
       </w:r>
       <w:r>
         <w:rPr>
@@ -64,20 +64,52 @@
         <w:rPr>
           <w:rFonts w:ascii="SimSun" w:hAnsi="SimSun" w:eastAsia="SimSun"/>
         </w:rPr>
-        <w:t>，供审阅）。生成脚本可复现：</w:t>
+        <w:t xml:space="preserve">，供审阅），另有 </w:t>
       </w:r>
       <w:r>
         <w:rPr>
           <w:rFonts w:ascii="Consolas" w:hAnsi="Consolas" w:eastAsia="Consolas"/>
           <w:sz w:val="18"/>
         </w:rPr>
-        <w:t>patent_work/figures/make_figures.py</w:t>
+        <w:t>附图.docx</w:t>
+      </w:r>
+      <w:r>
+        <w:rPr>
+          <w:rFonts w:ascii="SimSun" w:hAnsi="SimSun" w:eastAsia="SimSun"/>
+        </w:rPr>
+        <w:t xml:space="preserve"> 内嵌全部六幅。生成脚本为 </w:t>
+      </w:r>
+      <w:r>
+        <w:rPr>
+          <w:rFonts w:ascii="Consolas" w:hAnsi="Consolas" w:eastAsia="Consolas"/>
+          <w:sz w:val="18"/>
+        </w:rPr>
+        <w:t>附图生成脚本.py</w:t>
       </w:r>
       <w:r>
         <w:rPr>
           <w:rFonts w:ascii="SimSun" w:hAnsi="SimSun" w:eastAsia="SimSun"/>
         </w:rPr>
         <w:t>。</w:t>
+      </w:r>
+    </w:p>
+    <w:p>
+      <w:pPr>
+        <w:spacing w:after="80"/>
+        <w:jc w:val="both"/>
+      </w:pPr>
+      <w:r>
+        <w:rPr>
+          <w:rFonts w:ascii="SimSun" w:hAnsi="SimSun" w:eastAsia="SimSun"/>
+          <w:b/>
+        </w:rPr>
+        <w:t>本说明与图件为同一版本。</w:t>
+      </w:r>
+      <w:r>
+        <w:rPr>
+          <w:rFonts w:ascii="SimSun" w:hAnsi="SimSun" w:eastAsia="SimSun"/>
+        </w:rPr>
+        <w:t xml:space="preserve"> 上一版的图 1（S7a 在 S7b 之前）与图 3（沿分块整段外扩的壳带）已作废，本说明的对应两节已同步重写。</w:t>
       </w:r>
     </w:p>
     <w:p>
@@ -231,7 +263,7 @@
                 <w:rFonts w:ascii="SimSun" w:hAnsi="SimSun" w:eastAsia="SimSun"/>
                 <w:sz w:val="17"/>
               </w:rPr>
-              <w:t>S1 至 S8 共九个步骤框（S7 拆为 S7a 在线发现模型外遮挡物、S7b 配准可用性判定并标注"可选"）</w:t>
+              <w:t>处理框 S1、S2、S3、S4、S5、S6、S7b、S7a、S8；两个判定菱形（"是否启用配准可用性判定 S7b？"与"新增点云满足预设更新条件？"）；"缺省：视为满足更新条件"框；"遮挡模型与缺口证据均保持不变；记录失败站位"框；"扣减本轮已发生的可通行路径代价"框</w:t>
             </w:r>
           </w:p>
         </w:tc>
@@ -268,7 +300,7 @@
                 <w:rFonts w:ascii="SimSun" w:hAnsi="SimSun" w:eastAsia="SimSun"/>
                 <w:sz w:val="17"/>
               </w:rPr>
-              <w:t>主数据流自上而下：S1→S2→S3→S4→S5→S6；S6 分别指向 S7a 与 S7b；S7b→S8。回灌两条：S8 沿右侧向上指回 S4（规划用遮挡模型），S8 沿左侧向上指回 S3（缺口证据）</w:t>
+              <w:t>主链自上而下 S1→S2→S3→S4→S5→S6；S6 指向第一个菱形；该菱形"否"分支左行至"缺省：视为满足更新条件"、"是"分支右行至 S7b；两者汇入第二个菱形；第二个菱形"是"分支向下至 S7a 再至 S8；"否"分支右行绕过 S7a 与 S8 进入"两者保持不变"框；两条支路汇入"扣减路径代价"框；自该框有一条虚线箭头沿左侧回到 S3</w:t>
             </w:r>
           </w:p>
         </w:tc>
@@ -305,7 +337,7 @@
                 <w:rFonts w:ascii="SimSun" w:hAnsi="SimSun" w:eastAsia="SimSun"/>
                 <w:sz w:val="17"/>
               </w:rPr>
-              <w:t>实线箭头＝本轮数据流；虚线箭头＝跨轮回灌。步骤框为圆角矩形白底黑框</w:t>
+              <w:t>矩形＝处理步骤；菱形＝判定；实线箭头＝本轮数据流；虚线箭头＝跨轮回灌。全部白底黑框，不使用填充色</w:t>
             </w:r>
           </w:p>
         </w:tc>
@@ -342,7 +374,44 @@
                 <w:rFonts w:ascii="SimSun" w:hAnsi="SimSun" w:eastAsia="SimSun"/>
                 <w:sz w:val="17"/>
               </w:rPr>
-              <w:t>每框左端标步骤号（加粗），中部标步骤名称；右侧虚线旁标"规划用遮挡模型回灌"，左侧虚线旁标"缺口证据回灌"；图下方标图例</w:t>
+              <w:t>各处理框左端标步骤号；两个菱形的判定文字；两条分支各标"是"／"否"；左侧虚线旁标"缺口证据、失败站位、剩余预算回灌 S3"；图下方标图例与一条注</w:t>
+            </w:r>
+          </w:p>
+        </w:tc>
+      </w:tr>
+      <w:tr>
+        <w:tc>
+          <w:tcPr>
+            <w:tcW w:type="dxa" w:w="4320"/>
+          </w:tcPr>
+          <w:p>
+            <w:pPr>
+              <w:spacing w:before="20" w:after="20"/>
+            </w:pPr>
+            <w:r>
+              <w:rPr>
+                <w:rFonts w:ascii="SimSun" w:hAnsi="SimSun" w:eastAsia="SimSun"/>
+                <w:b/>
+                <w:sz w:val="17"/>
+              </w:rPr>
+              <w:t>必须出现的注</w:t>
+            </w:r>
+          </w:p>
+        </w:tc>
+        <w:tc>
+          <w:tcPr>
+            <w:tcW w:type="dxa" w:w="4320"/>
+          </w:tcPr>
+          <w:p>
+            <w:pPr>
+              <w:spacing w:before="20" w:after="20"/>
+            </w:pPr>
+            <w:r>
+              <w:rPr>
+                <w:rFonts w:ascii="SimSun" w:hAnsi="SimSun" w:eastAsia="SimSun"/>
+                <w:sz w:val="17"/>
+              </w:rPr>
+              <w:t>"S7b 判定在 S7a 之前——配准不可用时该站点云的全局坐标不可信，无法据以判定其是否偏离设计模型，故 S7a 整体不执行。"</w:t>
             </w:r>
           </w:p>
         </w:tc>
@@ -379,7 +448,7 @@
                 <w:rFonts w:ascii="SimSun" w:hAnsi="SimSun" w:eastAsia="SimSun"/>
                 <w:sz w:val="17"/>
               </w:rPr>
-              <w:t>① 两条回灌必须落在</w:t>
+              <w:t xml:space="preserve">★ </w:t>
             </w:r>
             <w:r>
               <w:rPr>
@@ -387,14 +456,14 @@
                 <w:b/>
                 <w:sz w:val="17"/>
               </w:rPr>
-              <w:t>不同的</w:t>
+              <w:t>顺序</w:t>
             </w:r>
             <w:r>
               <w:rPr>
                 <w:rFonts w:ascii="SimSun" w:hAnsi="SimSun" w:eastAsia="SimSun"/>
                 <w:sz w:val="17"/>
               </w:rPr>
-              <w:t>目标步骤（一条回 S4、一条回 S3），画成同一条会掩盖"遮挡模型与缺口证据是两套独立更新"这一关系；② S7b 必须标"可选"，否则会被读成必要步骤；③ 回灌箭头若画成实线，会与本轮数据流混淆</w:t>
+              <w:t>。不得画成 S6→S7a→S7b→S8。配准可用性判定必须在在线遮挡发现之前——判定不通过时 S7a 根本不执行，遮挡模型与缺口证据均不更新。若按旧顺序画，读者会得到"失败站点云已被用于发现遮挡物、随后又说它不可用"的矛盾印象。其次：两条回灌不得合并为一条；"扣减路径代价"位于两条支路汇合之后（失败站的路径代价照样扣减）</w:t>
             </w:r>
           </w:p>
         </w:tc>
@@ -607,7 +676,22 @@
                 <w:rFonts w:ascii="SimSun" w:hAnsi="SimSun" w:eastAsia="SimSun"/>
                 <w:sz w:val="17"/>
               </w:rPr>
-              <w:t>实心填充＝障碍栅格；斜线阴影＝带电构件按对地安全距离的追加标记；点线外框＝按平台半径的膨胀；白色＝自由空间；虚线框＝被判为"不标记为障碍"的构件</w:t>
+              <w:t>实心填充＝障碍栅格；斜线阴影＝带电构件按对地安全距离追加标记的禁入栅格；点线外框＝对已标记栅格（障碍与禁入）按平台半径的膨胀；细实线框＝未标记为障碍的构件（其外</w:t>
+            </w:r>
+            <w:r>
+              <w:rPr>
+                <w:rFonts w:ascii="SimSun" w:hAnsi="SimSun" w:eastAsia="SimSun"/>
+                <w:b/>
+                <w:sz w:val="17"/>
+              </w:rPr>
+              <w:t>不画</w:t>
+            </w:r>
+            <w:r>
+              <w:rPr>
+                <w:rFonts w:ascii="SimSun" w:hAnsi="SimSun" w:eastAsia="SimSun"/>
+                <w:sz w:val="17"/>
+              </w:rPr>
+              <w:t>膨胀框）；白色＝自由空间</w:t>
             </w:r>
           </w:p>
         </w:tc>
@@ -681,7 +765,7 @@
                 <w:rFonts w:ascii="SimSun" w:hAnsi="SimSun" w:eastAsia="SimSun"/>
                 <w:sz w:val="17"/>
               </w:rPr>
-              <w:t>① 膨胀外框必须</w:t>
+              <w:t>① 带电构件应画</w:t>
             </w:r>
             <w:r>
               <w:rPr>
@@ -689,14 +773,29 @@
                 <w:b/>
                 <w:sz w:val="17"/>
               </w:rPr>
-              <w:t>同时</w:t>
+              <w:t>三层</w:t>
             </w:r>
             <w:r>
               <w:rPr>
                 <w:rFonts w:ascii="SimSun" w:hAnsi="SimSun" w:eastAsia="SimSun"/>
                 <w:sz w:val="17"/>
               </w:rPr>
-              <w:t>包住障碍与安全区，画成只包障碍会误导为"安全区不参与膨胀"；② 构件 C、D 必须用与障碍不同的填充，否则读者无法看出它们不是障碍；③ 三者（障碍/安全区/膨胀）是三种不同性质的标记，不能用同一种阴影</w:t>
+              <w:t>：最内层构件本体、中间层电气安全距离禁入区、最外层在禁入区基础上再按平台半径的膨胀。只画两层会误导为"安全区不参与膨胀"；② 未标记为障碍的构件（C、D）</w:t>
+            </w:r>
+            <w:r>
+              <w:rPr>
+                <w:rFonts w:ascii="SimSun" w:hAnsi="SimSun" w:eastAsia="SimSun"/>
+                <w:b/>
+                <w:sz w:val="17"/>
+              </w:rPr>
+              <w:t>其外不得画膨胀框</w:t>
+            </w:r>
+            <w:r>
+              <w:rPr>
+                <w:rFonts w:ascii="SimSun" w:hAnsi="SimSun" w:eastAsia="SimSun"/>
+                <w:sz w:val="17"/>
+              </w:rPr>
+              <w:t>——既然不是障碍就不会被膨胀，画了会自相矛盾；③ 障碍、禁入、膨胀是三种不同性质的标记，不得用同一种阴影</w:t>
             </w:r>
           </w:p>
         </w:tc>
@@ -798,7 +897,7 @@
                 <w:rFonts w:ascii="SimSun" w:hAnsi="SimSun" w:eastAsia="SimSun"/>
                 <w:sz w:val="17"/>
               </w:rPr>
-              <w:t>候选站位与距离层</w:t>
+              <w:t>候选补充扫描站位与距离层</w:t>
             </w:r>
           </w:p>
         </w:tc>
@@ -835,7 +934,7 @@
                 <w:rFonts w:ascii="SimSun" w:hAnsi="SimSun" w:eastAsia="SimSun"/>
                 <w:sz w:val="17"/>
               </w:rPr>
-              <w:t>一个有限长的目标表面分块；其单位法向；三个距离层 d1/d2/d3；保留的候选与被剔除的候选各若干；候选旁的可通行路径代价标注</w:t>
+              <w:t>一个有限长的目标表面分块；其形心（明确标出的点）；自形心出发的单位法向箭头；围绕法向的锥形范围两条边界线；三个距离层 d1／d2／d3；保留的候选与被剔除的候选；一个经自由空间投影后偏离距离层的候选</w:t>
             </w:r>
           </w:p>
         </w:tc>
@@ -872,7 +971,7 @@
                 <w:rFonts w:ascii="SimSun" w:hAnsi="SimSun" w:eastAsia="SimSun"/>
                 <w:sz w:val="17"/>
               </w:rPr>
-              <w:t>自分块中部指向法向侧的单箭头，标"法向 n"</w:t>
+              <w:t>自形心指向法向侧的单箭头，标"法向 n"</w:t>
             </w:r>
           </w:p>
         </w:tc>
@@ -909,7 +1008,7 @@
                 <w:rFonts w:ascii="SimSun" w:hAnsi="SimSun" w:eastAsia="SimSun"/>
                 <w:sz w:val="17"/>
               </w:rPr>
-              <w:t>粗实线＝目标表面分块；灰带＝距离层（壳带）；虚线＝层中心距离；实心圆＝保留的候选；空心圆＝被剔除的候选</w:t>
+              <w:t>粗实线＝目标表面分块；实心小点＝形心；点划线＝法向锥的两条边界；灰带＝距离层；虚线＝层中心距离；实心圆＝保留的候选；空心圆＝被剔除的候选</w:t>
             </w:r>
           </w:p>
         </w:tc>
@@ -946,7 +1045,7 @@
                 <w:rFonts w:ascii="SimSun" w:hAnsi="SimSun" w:eastAsia="SimSun"/>
                 <w:sz w:val="17"/>
               </w:rPr>
-              <w:t>"目标表面分块"、"法向 n"、"距离层 d1/d2/d3"、各候选旁的"ℓ=…"；图下方图例须写明"灰带＝距离层（沿分块整段外扩的壳，非以形心为圆心的同心圆）"</w:t>
+              <w:t>"目标表面分块"、"形心"、"法向 n"、"法向锥（方位角偏置范围）"、"距离层 d1／d2／d3"；图下方两行图例</w:t>
             </w:r>
           </w:p>
         </w:tc>
@@ -981,17 +1080,9 @@
             <w:r>
               <w:rPr>
                 <w:rFonts w:ascii="SimSun" w:hAnsi="SimSun" w:eastAsia="SimSun"/>
-                <w:b/>
                 <w:sz w:val="17"/>
               </w:rPr>
-              <w:t>★ 本图最易画错之处</w:t>
-            </w:r>
-            <w:r>
-              <w:rPr>
-                <w:rFonts w:ascii="SimSun" w:hAnsi="SimSun" w:eastAsia="SimSun"/>
-                <w:sz w:val="17"/>
-              </w:rPr>
-              <w:t>：距离层</w:t>
+              <w:t xml:space="preserve">★ </w:t>
             </w:r>
             <w:r>
               <w:rPr>
@@ -999,14 +1090,14 @@
                 <w:b/>
                 <w:sz w:val="17"/>
               </w:rPr>
-              <w:t>不得</w:t>
+              <w:t>距离层的几何</w:t>
             </w:r>
             <w:r>
               <w:rPr>
                 <w:rFonts w:ascii="SimSun" w:hAnsi="SimSun" w:eastAsia="SimSun"/>
                 <w:sz w:val="17"/>
               </w:rPr>
-              <w:t>画成以分块形心为圆心的同心圆。正确画法是"到该分块（作为一条有限长线段／一片有限面）的距离等于 d 的等距轨迹"，其形状为沿分块整段外扩的</w:t>
+              <w:t>。候选位置由"分块形心 + 距离档 × 方向"确定，方向为该分块单位法向经方位角与俯仰角偏置旋转所得。因此距离层是</w:t>
             </w:r>
             <w:r>
               <w:rPr>
@@ -1014,14 +1105,44 @@
                 <w:b/>
                 <w:sz w:val="17"/>
               </w:rPr>
-              <w:t>壳带</w:t>
+              <w:t>以分块形心为球心、以距离档为半径、限制在法向锥内的球面区段</w:t>
             </w:r>
             <w:r>
               <w:rPr>
                 <w:rFonts w:ascii="SimSun" w:hAnsi="SimSun" w:eastAsia="SimSun"/>
                 <w:sz w:val="17"/>
               </w:rPr>
-              <w:t>——在分块正对区域为平行直段，仅在两端为圆弧过渡。画成同心圆会让读者误以为候选只围绕一个点分布，且会给出错误的三维几何直觉。另：距离层只画法向侧，背面无候选</w:t>
+              <w:t>，平面投影中表现为围绕形心的圆弧带。</w:t>
+            </w:r>
+            <w:r>
+              <w:rPr>
+                <w:rFonts w:ascii="SimSun" w:hAnsi="SimSun" w:eastAsia="SimSun"/>
+                <w:b/>
+                <w:sz w:val="17"/>
+              </w:rPr>
+              <w:t>不得画成沿分块整段外扩的壳带</w:t>
+            </w:r>
+            <w:r>
+              <w:rPr>
+                <w:rFonts w:ascii="SimSun" w:hAnsi="SimSun" w:eastAsia="SimSun"/>
+                <w:sz w:val="17"/>
+              </w:rPr>
+              <w:t>（那对应"到整片分块的等距轨迹"，与本方法的候选生成方式不符）；</w:t>
+            </w:r>
+            <w:r>
+              <w:rPr>
+                <w:rFonts w:ascii="SimSun" w:hAnsi="SimSun" w:eastAsia="SimSun"/>
+                <w:b/>
+                <w:sz w:val="17"/>
+              </w:rPr>
+              <w:t>也不得画成完整同心圆</w:t>
+            </w:r>
+            <w:r>
+              <w:rPr>
+                <w:rFonts w:ascii="SimSun" w:hAnsi="SimSun" w:eastAsia="SimSun"/>
+                <w:sz w:val="17"/>
+              </w:rPr>
+              <w:t>（候选被限制在法向锥内，背面与侧向没有候选）。另：本图只画目标导向候选，S3 另由自由栅格节点生成的候选不在图中示出，须在图例注明；候选经自由空间投影后可偏离距离层中心线，应至少画出一个并标注，否则读者会以为最终站位必须严格落在距离层上</w:t>
             </w:r>
           </w:p>
         </w:tc>
@@ -1271,7 +1392,87 @@
                 <w:rFonts w:ascii="SimSun" w:hAnsi="SimSun" w:eastAsia="SimSun"/>
                 <w:sz w:val="17"/>
               </w:rPr>
-              <w:t>上幅："射线在规划用遮挡模型上无阻断 → 预测为可见"；下幅："射线被发现体素阻断 → 预测为不可见"、"点线方格＝发现体素（不携带分块归属，只作遮挡体）"</w:t>
+              <w:t>上幅："射线在规划用遮挡模型上无阻断 → 预测为可见"，以及"交叉阴影块仅表示真实现场中客观存在的物体；并入发现体素之前，该几何不属于规划用遮挡模型"；下幅："射线被发现体素阻断 → 预测为不可见"，以及"满足 d(x,T)&gt;eps 且高度&gt;z0 的回波点 → 体素化 → 并入规划用遮挡模型"、"点线方格＝发现体素（不携带分块归属，只作遮挡体，不是新的待扫目标）"</w:t>
+            </w:r>
+          </w:p>
+        </w:tc>
+      </w:tr>
+      <w:tr>
+        <w:tc>
+          <w:tcPr>
+            <w:tcW w:type="dxa" w:w="4320"/>
+          </w:tcPr>
+          <w:p>
+            <w:pPr>
+              <w:spacing w:before="20" w:after="20"/>
+            </w:pPr>
+            <w:r>
+              <w:rPr>
+                <w:rFonts w:ascii="SimSun" w:hAnsi="SimSun" w:eastAsia="SimSun"/>
+                <w:b/>
+                <w:sz w:val="17"/>
+              </w:rPr>
+              <w:t>字符注意</w:t>
+            </w:r>
+          </w:p>
+        </w:tc>
+        <w:tc>
+          <w:tcPr>
+            <w:tcW w:type="dxa" w:w="4320"/>
+          </w:tcPr>
+          <w:p>
+            <w:pPr>
+              <w:spacing w:before="20" w:after="20"/>
+            </w:pPr>
+            <w:r>
+              <w:rPr>
+                <w:rFonts w:ascii="SimSun" w:hAnsi="SimSun" w:eastAsia="SimSun"/>
+                <w:sz w:val="17"/>
+              </w:rPr>
+              <w:t xml:space="preserve">图中一律写 </w:t>
+            </w:r>
+            <w:r>
+              <w:rPr>
+                <w:rFonts w:ascii="Consolas" w:hAnsi="Consolas" w:eastAsia="Consolas"/>
+                <w:sz w:val="17"/>
+              </w:rPr>
+              <w:t>eps</w:t>
+            </w:r>
+            <w:r>
+              <w:rPr>
+                <w:rFonts w:ascii="SimSun" w:hAnsi="SimSun" w:eastAsia="SimSun"/>
+                <w:sz w:val="17"/>
+              </w:rPr>
+              <w:t>、</w:t>
+            </w:r>
+            <w:r>
+              <w:rPr>
+                <w:rFonts w:ascii="Consolas" w:hAnsi="Consolas" w:eastAsia="Consolas"/>
+                <w:sz w:val="17"/>
+              </w:rPr>
+              <w:t>z0</w:t>
+            </w:r>
+            <w:r>
+              <w:rPr>
+                <w:rFonts w:ascii="SimSun" w:hAnsi="SimSun" w:eastAsia="SimSun"/>
+                <w:sz w:val="17"/>
+              </w:rPr>
+              <w:t xml:space="preserve"> 等 ASCII 形式，</w:t>
+            </w:r>
+            <w:r>
+              <w:rPr>
+                <w:rFonts w:ascii="SimSun" w:hAnsi="SimSun" w:eastAsia="SimSun"/>
+                <w:b/>
+                <w:sz w:val="17"/>
+              </w:rPr>
+              <w:t>不使用 ε、z₀ 等特殊字符与下标</w:t>
+            </w:r>
+            <w:r>
+              <w:rPr>
+                <w:rFonts w:ascii="SimSun" w:hAnsi="SimSun" w:eastAsia="SimSun"/>
+                <w:sz w:val="17"/>
+              </w:rPr>
+              <w:t>——中文字体常缺这些字形，会渲染成方框</w:t>
             </w:r>
           </w:p>
         </w:tc>
@@ -1462,7 +1663,7 @@
                 <w:rFonts w:ascii="SimSun" w:hAnsi="SimSun" w:eastAsia="SimSun"/>
                 <w:sz w:val="17"/>
               </w:rPr>
-              <w:t>当前位姿；若干道带门洞的墙体；等代价边界；预算内可达区域；待执行站位若干（均在边界之外）；回退所选候选一个（在边界之内）；作为对照的同代价欧氏圆</w:t>
+              <w:t>当前位置；若干道带门洞的墙体；等代价边界；预算内可达区域；待执行站位若干（均在边界之外）；回退所选候选一个（在边界之内）；作为对照的同代价欧氏圆</w:t>
             </w:r>
           </w:p>
         </w:tc>
@@ -1588,7 +1789,7 @@
                 <w:rFonts w:ascii="SimSun" w:hAnsi="SimSun" w:eastAsia="SimSun"/>
                 <w:sz w:val="17"/>
               </w:rPr>
-              <w:t>"当前位姿"、"待执行站位：均在边界之外（剩余预算内不可达）"、"回退所选候选（边界之内，价值最高）"、"门洞：边界受墙体约束，只能经此向右延伸"</w:t>
+              <w:t>"当前位置"、"待执行站位：均在边界之外（剩余预算内不可达）"、"回退所选候选：全部候选中满足 ℓ(v)≤B 且价值最高者"、"门洞：边界受墙体约束，只能经此向右延伸"；图例须写出数学含义"灰区：ℓ(v)≤B　粗实线：ℓ(v)=B　边界之外：ℓ(v)&gt;B"</w:t>
             </w:r>
           </w:p>
         </w:tc>
@@ -1648,7 +1849,22 @@
                 <w:rFonts w:ascii="SimSun" w:hAnsi="SimSun" w:eastAsia="SimSun"/>
                 <w:sz w:val="17"/>
               </w:rPr>
-              <w:t>画成以当前位姿为圆心的欧氏圆。它是"自当前位姿沿可通行空间的最短路径代价等于剩余预算"的等值线，因此必须：① 在墙体处被截断而非穿墙；② 穿过门洞后在门洞另一侧形成凸出（因为路径必须绕行，同样的代价只能走到更近的直线距离）；③ 与同代价欧氏圆明显不重合。本图中的边界由真实的八邻域最短路距离场计算得到，不是手绘</w:t>
+              <w:t>画成以当前位姿为圆心的欧氏圆。它是"自当前位置沿可通行空间的最短路径代价等于剩余预算"的等值线，因此必须：① 在墙体处被截断而非穿墙；② 穿过门洞后在门洞另一侧形成凸出（因为路径必须绕行，同样的代价只能走到更近的直线距离）；③ 与同代价欧氏圆明显不重合。本图中的边界由真实的八邻域最短路距离场计算得到，不是手绘。另：回退所选候选的标注须写明它来自</w:t>
+            </w:r>
+            <w:r>
+              <w:rPr>
+                <w:rFonts w:ascii="SimSun" w:hAnsi="SimSun" w:eastAsia="SimSun"/>
+                <w:b/>
+                <w:sz w:val="17"/>
+              </w:rPr>
+              <w:t>全部候选</w:t>
+            </w:r>
+            <w:r>
+              <w:rPr>
+                <w:rFonts w:ascii="SimSun" w:hAnsi="SimSun" w:eastAsia="SimSun"/>
+                <w:sz w:val="17"/>
+              </w:rPr>
+              <w:t>而非原待执行站位集合——这是两阶段回退最关键的技术点</w:t>
             </w:r>
           </w:p>
         </w:tc>
@@ -1666,7 +1882,7 @@
           <w:color w:val="000000"/>
           <w:sz w:val="27"/>
         </w:rPr>
-        <w:t>图 6　目标表面分块选取示意图</w:t>
+        <w:t>图 6　有缺口构件的目标表面分块选取示意图</w:t>
       </w:r>
     </w:p>
     <w:tbl>
@@ -1750,7 +1966,7 @@
                 <w:rFonts w:ascii="SimSun" w:hAnsi="SimSun" w:eastAsia="SimSun"/>
                 <w:sz w:val="17"/>
               </w:rPr>
-              <w:t>目标表面分块的选取（左：按固定条数截断；右：按构件分组）</w:t>
+              <w:t>有缺口构件的目标表面分块选取（左：按固定条数截断；右：按构件分组）</w:t>
             </w:r>
           </w:p>
         </w:tc>
@@ -1787,7 +2003,22 @@
                 <w:rFonts w:ascii="SimSun" w:hAnsi="SimSun" w:eastAsia="SimSun"/>
                 <w:sz w:val="17"/>
               </w:rPr>
-              <w:t>左右两幅子图，各含两个大面积构件与九个小尺寸构件；入选目标分块集合的表面分块以星号标出</w:t>
+              <w:t>左右两幅子图，各含若干大面积构件与若干小尺寸构件，</w:t>
+            </w:r>
+            <w:r>
+              <w:rPr>
+                <w:rFonts w:ascii="SimSun" w:hAnsi="SimSun" w:eastAsia="SimSun"/>
+                <w:b/>
+                <w:sz w:val="17"/>
+              </w:rPr>
+              <w:t>且图中所示构件均为已按缺口判定条件判定为存在缺口者</w:t>
+            </w:r>
+            <w:r>
+              <w:rPr>
+                <w:rFonts w:ascii="SimSun" w:hAnsi="SimSun" w:eastAsia="SimSun"/>
+                <w:sz w:val="17"/>
+              </w:rPr>
+              <w:t>；入选目标分块集合的表面分块以星号标出</w:t>
             </w:r>
           </w:p>
         </w:tc>
@@ -1898,7 +2129,7 @@
                 <w:rFonts w:ascii="SimSun" w:hAnsi="SimSun" w:eastAsia="SimSun"/>
                 <w:sz w:val="17"/>
               </w:rPr>
-              <w:t>"大面积构件"、"小尺寸构件"；左幅下方"按固定条数截断：名额被大面积构件占满，小尺寸构件无表面分块入选"；右幅下方"按构件分组、容量随构件数缩放：每一构件均有表面分块入选"</w:t>
+              <w:t>"大面积的有缺口构件"、"小尺寸的有缺口构件"；左幅"按固定条数截断：名额被大面积构件占满，小尺寸的有缺口构件无表面分块入选"；右幅"按构件分组、容量随构件数缩放：每一有缺口构件均有表面分块入选"；图下方注"★＝入选目标分块集合的表面分块；图中构件均已判定存在缺口，无缺口的构件不参与分组"</w:t>
             </w:r>
           </w:p>
         </w:tc>
@@ -1935,7 +2166,7 @@
                 <w:rFonts w:ascii="SimSun" w:hAnsi="SimSun" w:eastAsia="SimSun"/>
                 <w:sz w:val="17"/>
               </w:rPr>
-              <w:t>① 左幅中小尺寸构件必须</w:t>
+              <w:t xml:space="preserve">★ </w:t>
             </w:r>
             <w:r>
               <w:rPr>
@@ -1943,14 +2174,14 @@
                 <w:b/>
                 <w:sz w:val="17"/>
               </w:rPr>
-              <w:t>一个星号都没有</w:t>
+              <w:t>缺口前提</w:t>
             </w:r>
             <w:r>
               <w:rPr>
                 <w:rFonts w:ascii="SimSun" w:hAnsi="SimSun" w:eastAsia="SimSun"/>
                 <w:sz w:val="17"/>
               </w:rPr>
-              <w:t>——这是本图要说明的全部内容，若画上一两个，图与正文（"从未有过任何为其生成的候选视点"）不一致；② 左右两幅的构件位置与数量必须完全一致，否则无法归因于选取规则的差异；③ 星号表示的是"入选目标分块集合的表面分块"，不是候选站位，标签不得混用</w:t>
+              <w:t>。若图题与标签只写"每一构件均有表面分块入选"，读者会理解为"即使构件已扫描完整也强制选取表面分块"，与方法不符——分组只在已判定为存在缺口的表面分块之中进行。另：左幅中小尺寸构件必须一个星号都没有（这正是本图要说明的全部内容）；左右两幅的构件位置与数量必须完全一致，否则差异无法归因于选取规则</w:t>
             </w:r>
           </w:p>
         </w:tc>
@@ -1973,50 +2204,50 @@
     </w:p>
     <w:p>
       <w:pPr>
-        <w:pStyle w:val="ListNumber"/>
-        <w:ind w:left="360"/>
+        <w:spacing w:after="40"/>
+        <w:ind w:left="640" w:hanging="280"/>
       </w:pPr>
       <w:r>
         <w:rPr>
           <w:rFonts w:ascii="SimSun" w:hAnsi="SimSun" w:eastAsia="SimSun"/>
         </w:rPr>
-        <w:t>六幅图的中文标注须与说明书用词完全一致（表面分块／候选补充扫描站位／规划用遮挡模型／可通行路径代价／待执行站位／失败站位）。</w:t>
+        <w:t>1. 六幅图的中文标注须与说明书用词完全一致（表面分块／候选补充扫描站位／规划用遮挡模型／可通行路径代价／待执行站位／失败站位）。</w:t>
       </w:r>
     </w:p>
     <w:p>
       <w:pPr>
-        <w:pStyle w:val="ListNumber"/>
-        <w:ind w:left="360"/>
+        <w:spacing w:after="40"/>
+        <w:ind w:left="640" w:hanging="280"/>
       </w:pPr>
       <w:r>
         <w:rPr>
           <w:rFonts w:ascii="SimSun" w:hAnsi="SimSun" w:eastAsia="SimSun"/>
         </w:rPr>
-        <w:t>图中不得出现任何数值实验结果、代码路径或提交标识。</w:t>
+        <w:t>2. 图中不得出现任何数值实验结果、代码路径或提交标识。</w:t>
       </w:r>
     </w:p>
     <w:p>
       <w:pPr>
-        <w:pStyle w:val="ListNumber"/>
-        <w:ind w:left="360"/>
+        <w:spacing w:after="40"/>
+        <w:ind w:left="640" w:hanging="280"/>
       </w:pPr>
       <w:r>
         <w:rPr>
           <w:rFonts w:ascii="SimSun" w:hAnsi="SimSun" w:eastAsia="SimSun"/>
         </w:rPr>
-        <w:t>若按专利局要求改为黑白线条图，图 2 的三种阴影、图 4 的两种填充、图 5 的灰区须改用可区分的线条纹样，且图例同步更新。</w:t>
+        <w:t>3. 若按专利局要求改为黑白线条图，图 2 的三种阴影、图 4 的两种填充、图 5 的灰区须改用可区分的线条纹样，且图例同步更新。</w:t>
       </w:r>
     </w:p>
     <w:p>
       <w:pPr>
-        <w:pStyle w:val="ListNumber"/>
-        <w:ind w:left="360"/>
+        <w:spacing w:after="40"/>
+        <w:ind w:left="640" w:hanging="280"/>
       </w:pPr>
       <w:r>
         <w:rPr>
           <w:rFonts w:ascii="SimSun" w:hAnsi="SimSun" w:eastAsia="SimSun"/>
         </w:rPr>
-        <w:t>图 3 与图 5 的"易错之处"须在交付制图人员时单独强调。</w:t>
+        <w:t>4. 图 1、图 3、图 5、图 6 的"易错之处"须在交付制图人员时单独强调：图 1 的 S7b在 S7a 之前；图 3 的距离层是围绕形心的球面区段，既非沿分块外扩的壳、也非完整同心圆；图 5 的边界是等代价边界而非欧氏圆；图 6 须带"有缺口"前提。</w:t>
       </w:r>
     </w:p>
     <w:sectPr>

--- a/交付_20260809_补充扫描规划专利/02_附图/E_附图绘制说明.docx
+++ b/交付_20260809_补充扫描规划专利/02_附图/E_附图绘制说明.docx
@@ -300,7 +300,22 @@
                 <w:rFonts w:ascii="SimSun" w:hAnsi="SimSun" w:eastAsia="SimSun"/>
                 <w:sz w:val="17"/>
               </w:rPr>
-              <w:t>主链自上而下 S1→S2→S3→S4→S5→S6；S6 指向第一个菱形；该菱形"否"分支左行至"缺省：视为满足更新条件"、"是"分支右行至 S7b；两者汇入第二个菱形；第二个菱形"是"分支向下至 S7a 再至 S8；"否"分支右行绕过 S7a 与 S8 进入"两者保持不变"框；两条支路汇入"扣减路径代价"框；自该框有一条虚线箭头沿左侧回到 S3</w:t>
+              <w:t>主链自上而下 S1→S2→S3→S4→S5→S6；S6 指向第一个菱形；该菱形"否"分支左行至"缺省：视为满足更新条件"、"是"分支右行至 S7b；两者汇入第二个菱形；第二个菱形"是"分支向下至 S7a 再至 S8；"否"分支右行绕过 S7a 与 S8 进入"两者保持不变"框；两条支路汇入"扣减路径代价"框。</w:t>
+            </w:r>
+            <w:r>
+              <w:rPr>
+                <w:rFonts w:ascii="SimSun" w:hAnsi="SimSun" w:eastAsia="SimSun"/>
+                <w:b/>
+                <w:sz w:val="17"/>
+              </w:rPr>
+              <w:t>回灌为两条虚线，不得合并</w:t>
+            </w:r>
+            <w:r>
+              <w:rPr>
+                <w:rFonts w:ascii="SimSun" w:hAnsi="SimSun" w:eastAsia="SimSun"/>
+                <w:sz w:val="17"/>
+              </w:rPr>
+              <w:t>：左侧自"扣减路径代价"框回到 S3；右侧自 S8 回到 S4</w:t>
             </w:r>
           </w:p>
         </w:tc>
@@ -374,7 +389,22 @@
                 <w:rFonts w:ascii="SimSun" w:hAnsi="SimSun" w:eastAsia="SimSun"/>
                 <w:sz w:val="17"/>
               </w:rPr>
-              <w:t>各处理框左端标步骤号；两个菱形的判定文字；两条分支各标"是"／"否"；左侧虚线旁标"缺口证据、失败站位、剩余预算回灌 S3"；图下方标图例与一条注</w:t>
+              <w:t>各处理框左端标步骤号；两个菱形的判定文字；两条分支各标"是"／"否"；</w:t>
+            </w:r>
+            <w:r>
+              <w:rPr>
+                <w:rFonts w:ascii="SimSun" w:hAnsi="SimSun" w:eastAsia="SimSun"/>
+                <w:b/>
+                <w:sz w:val="17"/>
+              </w:rPr>
+              <w:t>左侧虚线旁标"缺口状态、失败站位、剩余预算 → S3"，右侧虚线旁标"更新后的规划用遮挡模型 → S4"</w:t>
+            </w:r>
+            <w:r>
+              <w:rPr>
+                <w:rFonts w:ascii="SimSun" w:hAnsi="SimSun" w:eastAsia="SimSun"/>
+                <w:sz w:val="17"/>
+              </w:rPr>
+              <w:t>；图下方标图例与一条注</w:t>
             </w:r>
           </w:p>
         </w:tc>
@@ -463,7 +493,22 @@
                 <w:rFonts w:ascii="SimSun" w:hAnsi="SimSun" w:eastAsia="SimSun"/>
                 <w:sz w:val="17"/>
               </w:rPr>
-              <w:t>。不得画成 S6→S7a→S7b→S8。配准可用性判定必须在在线遮挡发现之前——判定不通过时 S7a 根本不执行，遮挡模型与缺口证据均不更新。若按旧顺序画，读者会得到"失败站点云已被用于发现遮挡物、随后又说它不可用"的矛盾印象。其次：两条回灌不得合并为一条；"扣减路径代价"位于两条支路汇合之后（失败站的路径代价照样扣减）</w:t>
+              <w:t>。不得画成 S6→S7a→S7b→S8。配准可用性判定必须在在线遮挡发现之前——判定不通过时 S7a 根本不执行，遮挡模型与缺口证据均不更新。若按旧顺序画，读者会得到"失败站点云已被用于发现遮挡物、随后又说它不可用"的矛盾印象。其次：</w:t>
+            </w:r>
+            <w:r>
+              <w:rPr>
+                <w:rFonts w:ascii="SimSun" w:hAnsi="SimSun" w:eastAsia="SimSun"/>
+                <w:b/>
+                <w:sz w:val="17"/>
+              </w:rPr>
+              <w:t>两条回灌必须分开画且落到不同目标步骤</w:t>
+            </w:r>
+            <w:r>
+              <w:rPr>
+                <w:rFonts w:ascii="SimSun" w:hAnsi="SimSun" w:eastAsia="SimSun"/>
+                <w:sz w:val="17"/>
+              </w:rPr>
+              <w:t>——遮挡模型回到 S4（这是本方法的核心回路：发现遮挡→修改模型→影响下一轮可见性评估），缺口状态与预算回到 S3。合并成一条会掩盖前者。再次："扣减路径代价"位于两条支路汇合之后（失败站的路径代价照样扣减）</w:t>
             </w:r>
           </w:p>
         </w:tc>
@@ -1849,7 +1894,7 @@
                 <w:rFonts w:ascii="SimSun" w:hAnsi="SimSun" w:eastAsia="SimSun"/>
                 <w:sz w:val="17"/>
               </w:rPr>
-              <w:t>画成以当前位姿为圆心的欧氏圆。它是"自当前位置沿可通行空间的最短路径代价等于剩余预算"的等值线，因此必须：① 在墙体处被截断而非穿墙；② 穿过门洞后在门洞另一侧形成凸出（因为路径必须绕行，同样的代价只能走到更近的直线距离）；③ 与同代价欧氏圆明显不重合。本图中的边界由真实的八邻域最短路距离场计算得到，不是手绘。另：回退所选候选的标注须写明它来自</w:t>
+              <w:t>画成以当前位置为圆心的欧氏圆。它是"自当前位置沿可通行空间的最短路径代价等于剩余预算"的等值线，因此必须：① 在墙体处被截断而非穿墙；② 穿过门洞后在门洞另一侧形成凸出（因为路径必须绕行，同样的代价只能走到更近的直线距离）；③ 与同代价欧氏圆明显不重合。本图中的边界由真实的八邻域最短路距离场计算得到，不是手绘。另：回退所选候选的标注须写明它来自</w:t>
             </w:r>
             <w:r>
               <w:rPr>
@@ -2129,7 +2174,22 @@
                 <w:rFonts w:ascii="SimSun" w:hAnsi="SimSun" w:eastAsia="SimSun"/>
                 <w:sz w:val="17"/>
               </w:rPr>
-              <w:t>"大面积的有缺口构件"、"小尺寸的有缺口构件"；左幅"按固定条数截断：名额被大面积构件占满，小尺寸的有缺口构件无表面分块入选"；右幅"按构件分组、容量随构件数缩放：每一有缺口构件均有表面分块入选"；图下方注"★＝入选目标分块集合的表面分块；图中构件均已判定存在缺口，无缺口的构件不参与分组"</w:t>
+              <w:t>"大面积的有缺口构件"、"小尺寸的有缺口构件"；左幅"按固定条数截断：名额被大面积构件占满，小尺寸的有缺口构件无表面分块入选"；右幅"按构件分组、容量随构件数缩放：</w:t>
+            </w:r>
+            <w:r>
+              <w:rPr>
+                <w:rFonts w:ascii="SimSun" w:hAnsi="SimSun" w:eastAsia="SimSun"/>
+                <w:b/>
+                <w:sz w:val="17"/>
+              </w:rPr>
+              <w:t>在容量上限未触发时</w:t>
+            </w:r>
+            <w:r>
+              <w:rPr>
+                <w:rFonts w:ascii="SimSun" w:hAnsi="SimSun" w:eastAsia="SimSun"/>
+                <w:sz w:val="17"/>
+              </w:rPr>
+              <w:t>，各有缺口构件均有分块入选"；图下方注"★＝入选目标分块集合的表面分块；图中构件均已判定存在缺口，无缺口的构件不参与分组"</w:t>
             </w:r>
           </w:p>
         </w:tc>
@@ -2174,6 +2234,21 @@
                 <w:b/>
                 <w:sz w:val="17"/>
               </w:rPr>
+              <w:t>两个前提都不能省</w:t>
+            </w:r>
+            <w:r>
+              <w:rPr>
+                <w:rFonts w:ascii="SimSun" w:hAnsi="SimSun" w:eastAsia="SimSun"/>
+                <w:sz w:val="17"/>
+              </w:rPr>
+              <w:t>。其一，</w:t>
+            </w:r>
+            <w:r>
+              <w:rPr>
+                <w:rFonts w:ascii="SimSun" w:hAnsi="SimSun" w:eastAsia="SimSun"/>
+                <w:b/>
+                <w:sz w:val="17"/>
+              </w:rPr>
               <w:t>缺口前提</w:t>
             </w:r>
             <w:r>
@@ -2181,7 +2256,37 @@
                 <w:rFonts w:ascii="SimSun" w:hAnsi="SimSun" w:eastAsia="SimSun"/>
                 <w:sz w:val="17"/>
               </w:rPr>
-              <w:t>。若图题与标签只写"每一构件均有表面分块入选"，读者会理解为"即使构件已扫描完整也强制选取表面分块"，与方法不符——分组只在已判定为存在缺口的表面分块之中进行。另：左幅中小尺寸构件必须一个星号都没有（这正是本图要说明的全部内容）；左右两幅的构件位置与数量必须完全一致，否则差异无法归因于选取规则</w:t>
+              <w:t>：若只写"每一构件均有表面分块入选"，读者会理解为"即使构件已扫描完整也强制选取"，与方法不符——分组只在已判定为存在缺口的表面分块之中进行。其二，</w:t>
+            </w:r>
+            <w:r>
+              <w:rPr>
+                <w:rFonts w:ascii="SimSun" w:hAnsi="SimSun" w:eastAsia="SimSun"/>
+                <w:b/>
+                <w:sz w:val="17"/>
+              </w:rPr>
+              <w:t>容量前提</w:t>
+            </w:r>
+            <w:r>
+              <w:rPr>
+                <w:rFonts w:ascii="SimSun" w:hAnsi="SimSun" w:eastAsia="SimSun"/>
+                <w:sz w:val="17"/>
+              </w:rPr>
+              <w:t>：说明书明确该保证只在容量上限未触发时成立（本实施方式即有缺口构件数不超过 200 时），超过时排序靠后的构件可能无分块入选。图中标签必须写成"在容量上限未触发时"或"在所示实施例中"，</w:t>
+            </w:r>
+            <w:r>
+              <w:rPr>
+                <w:rFonts w:ascii="SimSun" w:hAnsi="SimSun" w:eastAsia="SimSun"/>
+                <w:b/>
+                <w:sz w:val="17"/>
+              </w:rPr>
+              <w:t>不得作绝对表述</w:t>
+            </w:r>
+            <w:r>
+              <w:rPr>
+                <w:rFonts w:ascii="SimSun" w:hAnsi="SimSun" w:eastAsia="SimSun"/>
+                <w:sz w:val="17"/>
+              </w:rPr>
+              <w:t>。另：左幅中小尺寸构件必须一个星号都没有；左右两幅的构件位置与数量必须完全一致</w:t>
             </w:r>
           </w:p>
         </w:tc>
